--- a/PRAKTIKUM 5 BUK ADE/Laprak_ML_Pekan5BukAde_KarimahIrsyadiyah_2411533018.docx
+++ b/PRAKTIKUM 5 BUK ADE/Laprak_ML_Pekan5BukAde_KarimahIrsyadiyah_2411533018.docx
@@ -728,7 +728,7 @@
                 <w:noProof/>
                 <w:webHidden/>
               </w:rPr>
-              <w:t>4</w:t>
+              <w:t>3</w:t>
             </w:r>
             <w:r>
               <w:rPr>
@@ -798,7 +798,7 @@
                 <w:noProof/>
                 <w:webHidden/>
               </w:rPr>
-              <w:t>4</w:t>
+              <w:t>3</w:t>
             </w:r>
             <w:r>
               <w:rPr>
@@ -868,7 +868,7 @@
                 <w:noProof/>
                 <w:webHidden/>
               </w:rPr>
-              <w:t>5</w:t>
+              <w:t>4</w:t>
             </w:r>
             <w:r>
               <w:rPr>
@@ -940,7 +940,7 @@
                 <w:noProof/>
                 <w:webHidden/>
               </w:rPr>
-              <w:t>5</w:t>
+              <w:t>4</w:t>
             </w:r>
             <w:r>
               <w:rPr>
@@ -1032,7 +1032,7 @@
                 <w:noProof/>
                 <w:webHidden/>
               </w:rPr>
-              <w:t>5</w:t>
+              <w:t>4</w:t>
             </w:r>
             <w:r>
               <w:rPr>
@@ -1097,7 +1097,7 @@
                 <w:noProof/>
                 <w:webHidden/>
               </w:rPr>
-              <w:t>5</w:t>
+              <w:t>4</w:t>
             </w:r>
             <w:r>
               <w:rPr>
@@ -1188,7 +1188,7 @@
                 <w:noProof/>
                 <w:webHidden/>
               </w:rPr>
-              <w:t>5</w:t>
+              <w:t>4</w:t>
             </w:r>
             <w:r>
               <w:rPr>
@@ -1279,7 +1279,7 @@
                 <w:noProof/>
                 <w:webHidden/>
               </w:rPr>
-              <w:t>6</w:t>
+              <w:t>5</w:t>
             </w:r>
             <w:r>
               <w:rPr>
@@ -1370,7 +1370,7 @@
                 <w:noProof/>
                 <w:webHidden/>
               </w:rPr>
-              <w:t>6</w:t>
+              <w:t>5</w:t>
             </w:r>
             <w:r>
               <w:rPr>
@@ -1461,7 +1461,7 @@
                 <w:noProof/>
                 <w:webHidden/>
               </w:rPr>
-              <w:t>7</w:t>
+              <w:t>6</w:t>
             </w:r>
             <w:r>
               <w:rPr>
@@ -1552,7 +1552,7 @@
                 <w:noProof/>
                 <w:webHidden/>
               </w:rPr>
-              <w:t>7</w:t>
+              <w:t>6</w:t>
             </w:r>
             <w:r>
               <w:rPr>
@@ -1643,7 +1643,7 @@
                 <w:noProof/>
                 <w:webHidden/>
               </w:rPr>
-              <w:t>8</w:t>
+              <w:t>7</w:t>
             </w:r>
             <w:r>
               <w:rPr>
@@ -1734,7 +1734,7 @@
                 <w:noProof/>
                 <w:webHidden/>
               </w:rPr>
-              <w:t>8</w:t>
+              <w:t>7</w:t>
             </w:r>
             <w:r>
               <w:rPr>
@@ -1825,7 +1825,7 @@
                 <w:noProof/>
                 <w:webHidden/>
               </w:rPr>
-              <w:t>9</w:t>
+              <w:t>8</w:t>
             </w:r>
             <w:r>
               <w:rPr>
@@ -1895,7 +1895,7 @@
                 <w:noProof/>
                 <w:webHidden/>
               </w:rPr>
-              <w:t>10</w:t>
+              <w:t>9</w:t>
             </w:r>
             <w:r>
               <w:rPr>
@@ -1988,7 +1988,7 @@
                 <w:noProof/>
                 <w:webHidden/>
               </w:rPr>
-              <w:t>10</w:t>
+              <w:t>9</w:t>
             </w:r>
             <w:r>
               <w:rPr>
@@ -2079,7 +2079,7 @@
                 <w:noProof/>
                 <w:webHidden/>
               </w:rPr>
-              <w:t>12</w:t>
+              <w:t>11</w:t>
             </w:r>
             <w:r>
               <w:rPr>
@@ -2170,7 +2170,7 @@
                 <w:noProof/>
                 <w:webHidden/>
               </w:rPr>
-              <w:t>13</w:t>
+              <w:t>12</w:t>
             </w:r>
             <w:r>
               <w:rPr>
@@ -2261,7 +2261,7 @@
                 <w:noProof/>
                 <w:webHidden/>
               </w:rPr>
-              <w:t>13</w:t>
+              <w:t>12</w:t>
             </w:r>
             <w:r>
               <w:rPr>
@@ -2352,7 +2352,7 @@
                 <w:noProof/>
                 <w:webHidden/>
               </w:rPr>
-              <w:t>14</w:t>
+              <w:t>13</w:t>
             </w:r>
             <w:r>
               <w:rPr>
@@ -2421,7 +2421,7 @@
                 <w:noProof/>
                 <w:webHidden/>
               </w:rPr>
-              <w:t>15</w:t>
+              <w:t>14</w:t>
             </w:r>
             <w:r>
               <w:rPr>
@@ -2514,7 +2514,7 @@
                 <w:noProof/>
                 <w:webHidden/>
               </w:rPr>
-              <w:t>15</w:t>
+              <w:t>14</w:t>
             </w:r>
             <w:r>
               <w:rPr>
@@ -2607,7 +2607,7 @@
                 <w:noProof/>
                 <w:webHidden/>
               </w:rPr>
-              <w:t>15</w:t>
+              <w:t>14</w:t>
             </w:r>
             <w:r>
               <w:rPr>
@@ -2700,7 +2700,7 @@
                 <w:noProof/>
                 <w:webHidden/>
               </w:rPr>
-              <w:t>15</w:t>
+              <w:t>14</w:t>
             </w:r>
             <w:r>
               <w:rPr>
@@ -2791,7 +2791,7 @@
                 <w:noProof/>
                 <w:webHidden/>
               </w:rPr>
-              <w:t>15</w:t>
+              <w:t>14</w:t>
             </w:r>
             <w:r>
               <w:rPr>
@@ -2884,7 +2884,7 @@
                 <w:noProof/>
                 <w:webHidden/>
               </w:rPr>
-              <w:t>15</w:t>
+              <w:t>14</w:t>
             </w:r>
             <w:r>
               <w:rPr>
@@ -2953,7 +2953,7 @@
                 <w:noProof/>
                 <w:webHidden/>
               </w:rPr>
-              <w:t>16</w:t>
+              <w:t>15</w:t>
             </w:r>
             <w:r>
               <w:rPr>
@@ -3044,7 +3044,7 @@
                 <w:noProof/>
                 <w:webHidden/>
               </w:rPr>
-              <w:t>16</w:t>
+              <w:t>15</w:t>
             </w:r>
             <w:r>
               <w:rPr>
@@ -3799,16 +3799,16 @@
         <w:pStyle w:val="Heading1"/>
         <w:spacing w:line="360" w:lineRule="auto"/>
         <w:rPr>
-          <w:sz w:val="32"/>
-          <w:szCs w:val="32"/>
+          <w:sz w:val="36"/>
+          <w:szCs w:val="36"/>
           <w:lang w:val="nl-NL"/>
         </w:rPr>
       </w:pPr>
       <w:bookmarkStart w:id="10" w:name="_Toc230170795"/>
       <w:r>
         <w:rPr>
-          <w:sz w:val="32"/>
-          <w:szCs w:val="32"/>
+          <w:sz w:val="36"/>
+          <w:szCs w:val="36"/>
           <w:lang w:val="nl-NL"/>
         </w:rPr>
         <w:t>LINK GITHUB:</w:t>
@@ -3820,8 +3820,10 @@
         <w:shd w:val="clear" w:color="auto" w:fill="F1A983" w:themeFill="accent2" w:themeFillTint="99"/>
         <w:spacing w:line="360" w:lineRule="auto"/>
         <w:rPr>
-          <w:sz w:val="32"/>
-          <w:szCs w:val="32"/>
+          <w:b/>
+          <w:bCs/>
+          <w:sz w:val="40"/>
+          <w:szCs w:val="40"/>
           <w:lang w:val="nl-NL"/>
         </w:rPr>
       </w:pPr>
@@ -3829,11 +3831,13 @@
         <w:r>
           <w:rPr>
             <w:rStyle w:val="Hyperlink"/>
+            <w:b/>
+            <w:bCs/>
             <w:sz w:val="32"/>
-            <w:szCs w:val="32"/>
+            <w:szCs w:val="28"/>
             <w:lang w:val="nl-NL"/>
           </w:rPr>
-          <w:t>https://github.com/iMaIrsdyh/KarimahIrsyadiyah_2411533018_ML2526/tree/main/PRAKTIKUM%205</w:t>
+          <w:t>https://github.com/iMaIrsdyh/KarimahIrsyadiyah_2411533018_ML2526/tree/main/PRAKTIKUM%205%20BUK%20ADE</w:t>
         </w:r>
       </w:hyperlink>
     </w:p>
@@ -4328,11 +4332,19 @@
       </w:r>
       <w:proofErr w:type="spellStart"/>
       <w:r>
-        <w:t>load_breast_cancer</w:t>
-      </w:r>
-      <w:proofErr w:type="spellEnd"/>
-      <w:r>
-        <w:t xml:space="preserve">(). Dataset </w:t>
+        <w:t>load_breast_</w:t>
+      </w:r>
+      <w:proofErr w:type="gramStart"/>
+      <w:r>
+        <w:t>cancer</w:t>
+      </w:r>
+      <w:proofErr w:type="spellEnd"/>
+      <w:r>
+        <w:t>(</w:t>
+      </w:r>
+      <w:proofErr w:type="gramEnd"/>
+      <w:r>
+        <w:t xml:space="preserve">). Dataset </w:t>
       </w:r>
       <w:proofErr w:type="spellStart"/>
       <w:r>
@@ -4471,11 +4483,19 @@
       </w:r>
       <w:proofErr w:type="spellStart"/>
       <w:r>
-        <w:t>train_test_split</w:t>
-      </w:r>
-      <w:proofErr w:type="spellEnd"/>
-      <w:r>
-        <w:t>().</w:t>
+        <w:t>train_test_</w:t>
+      </w:r>
+      <w:proofErr w:type="gramStart"/>
+      <w:r>
+        <w:t>split</w:t>
+      </w:r>
+      <w:proofErr w:type="spellEnd"/>
+      <w:r>
+        <w:t>(</w:t>
+      </w:r>
+      <w:proofErr w:type="gramEnd"/>
+      <w:r>
+        <w:t>).</w:t>
       </w:r>
     </w:p>
     <w:p>
@@ -6094,13 +6114,18 @@
       </w:pPr>
       <w:proofErr w:type="spellStart"/>
       <w:r>
-        <w:t>plot_decision_boundary</w:t>
+        <w:t>plot_decision_</w:t>
+      </w:r>
+      <w:proofErr w:type="gramStart"/>
+      <w:r>
+        <w:t>boundary</w:t>
       </w:r>
       <w:proofErr w:type="spellEnd"/>
       <w:r>
         <w:t>(</w:t>
       </w:r>
       <w:proofErr w:type="spellStart"/>
+      <w:proofErr w:type="gramEnd"/>
       <w:r>
         <w:t>knn</w:t>
       </w:r>
@@ -6129,13 +6154,18 @@
       </w:r>
       <w:proofErr w:type="spellStart"/>
       <w:r>
-        <w:t>plot_decision_boundary</w:t>
+        <w:t>plot_decision_</w:t>
+      </w:r>
+      <w:proofErr w:type="gramStart"/>
+      <w:r>
+        <w:t>boundary</w:t>
       </w:r>
       <w:proofErr w:type="spellEnd"/>
       <w:r>
         <w:t>(</w:t>
       </w:r>
       <w:proofErr w:type="spellStart"/>
+      <w:proofErr w:type="gramEnd"/>
       <w:r>
         <w:t>svm_linear</w:t>
       </w:r>
@@ -6164,13 +6194,18 @@
       </w:r>
       <w:proofErr w:type="spellStart"/>
       <w:r>
-        <w:t>plot_decision_boundary</w:t>
+        <w:t>plot_decision_</w:t>
+      </w:r>
+      <w:proofErr w:type="gramStart"/>
+      <w:r>
+        <w:t>boundary</w:t>
       </w:r>
       <w:proofErr w:type="spellEnd"/>
       <w:r>
         <w:t>(</w:t>
       </w:r>
       <w:proofErr w:type="spellStart"/>
+      <w:proofErr w:type="gramEnd"/>
       <w:r>
         <w:t>svm_rbf</w:t>
       </w:r>
